--- a/Releases/V4.0_Stable/Decoupe/13_Theodorette.docx
+++ b/Releases/V4.0_Stable/Decoupe/13_Theodorette.docx
@@ -237,6 +237,126 @@
           <w:szCs w:val="24"/>
         </w:rPr>
         <w:t>❧  VOTRE IDENTITÉ  ❧</w:t>
+      </w:r>
+    </w:p>
+    <w:p>
+      <w:pPr>
+        <w:spacing w:before="240" w:after="100"/>
+      </w:pPr>
+      <w:r>
+        <w:rPr>
+          <w:b/>
+          <w:bCs/>
+          <w:color w:val="5D4037"/>
+          <w:sz w:val="24"/>
+          <w:szCs w:val="24"/>
+        </w:rPr>
+        <w:t xml:space="preserve">❧  DEUX QUESTIONS RÉCURRENTES (Chloé peut les poser à tout convive)  ❧</w:t>
+      </w:r>
+    </w:p>
+    <w:p>
+      <w:pPr>
+        <w:spacing w:before="240" w:after="100"/>
+      </w:pPr>
+      <w:r>
+        <w:rPr>
+          <w:b/>
+          <w:bCs/>
+          <w:color w:val="5D4037"/>
+          <w:sz w:val="24"/>
+          <w:szCs w:val="24"/>
+        </w:rPr>
+        <w:t xml:space="preserve">Sur Léa : « Connaissance mondaine. Femme brillante, plume redoutée. Je la croisais aux soirées. »</w:t>
+      </w:r>
+    </w:p>
+    <w:p>
+      <w:pPr>
+        <w:spacing w:before="240" w:after="100"/>
+      </w:pPr>
+      <w:r>
+        <w:rPr>
+          <w:b/>
+          <w:bCs/>
+          <w:color w:val="5D4037"/>
+          <w:sz w:val="24"/>
+          <w:szCs w:val="24"/>
+        </w:rPr>
+        <w:t xml:space="preserve">Sur quelque chose d’étrange peu avant sa mort : « Mon épouse Amandinette m’a paru tendue depuis ce matin. Et Léa, plus silencieuse que de coutume. »</w:t>
+      </w:r>
+    </w:p>
+    <w:p>
+      <w:pPr>
+        <w:spacing w:before="240" w:after="100"/>
+      </w:pPr>
+      <w:r>
+        <w:rPr>
+          <w:b/>
+          <w:bCs/>
+          <w:color w:val="5D4037"/>
+          <w:sz w:val="24"/>
+          <w:szCs w:val="24"/>
+        </w:rPr>
+        <w:t xml:space="preserve">❧  VOTRE RESSENTI SUR LA JOURNÉE  ❧</w:t>
+      </w:r>
+    </w:p>
+    <w:p>
+      <w:pPr>
+        <w:spacing w:before="240" w:after="100"/>
+      </w:pPr>
+      <w:r>
+        <w:rPr>
+          <w:b/>
+          <w:bCs/>
+          <w:color w:val="5D4037"/>
+          <w:sz w:val="24"/>
+          <w:szCs w:val="24"/>
+        </w:rPr>
+        <w:t xml:space="preserve">« Inquiet — pour Amandinette, surtout. C’est une nature délicate. »</w:t>
+      </w:r>
+    </w:p>
+    <w:p>
+      <w:pPr>
+        <w:spacing w:before="240" w:after="100"/>
+      </w:pPr>
+      <w:r>
+        <w:rPr>
+          <w:b/>
+          <w:bCs/>
+          <w:color w:val="5D4037"/>
+          <w:sz w:val="24"/>
+          <w:szCs w:val="24"/>
+        </w:rPr>
+        <w:t xml:space="preserve">❧  SI VOUS NE SAVEZ PAS QUOI RÉPONDRE  ❧</w:t>
+      </w:r>
+    </w:p>
+    <w:p>
+      <w:pPr>
+        <w:spacing w:before="240" w:after="100"/>
+      </w:pPr>
+      <w:r>
+        <w:rPr>
+          <w:b/>
+          <w:bCs/>
+          <w:color w:val="5D4037"/>
+          <w:sz w:val="24"/>
+          <w:szCs w:val="24"/>
+        </w:rPr>
+        <w:t xml:space="preserve">Esquive type : « Je n’ai pas suivi tous les détails — j’étais avec mon épouse. »</w:t>
+      </w:r>
+    </w:p>
+    <w:p>
+      <w:pPr>
+        <w:spacing w:before="240" w:after="100"/>
+      </w:pPr>
+      <w:r>
+        <w:rPr>
+          <w:b/>
+          <w:bCs/>
+          <w:color w:val="5D4037"/>
+          <w:sz w:val="24"/>
+          <w:szCs w:val="24"/>
+        </w:rPr>
+        <w:t xml:space="preserve">Sur le chantage Vienne : NIEZ jusqu’à ce que Chloé brandisse la lettre trouvée dans votre manteau.</w:t>
       </w:r>
     </w:p>
     <w:p>

--- a/Releases/V4.0_Stable/Decoupe/13_Theodorette.docx
+++ b/Releases/V4.0_Stable/Decoupe/13_Theodorette.docx
@@ -119,6 +119,21 @@
           <w:color w:val="6D4C41"/>
         </w:rPr>
         <w:t>« Duc Théodorette de Parisette, diplomate. Mon épouse Amandinette et moi sommes très liés à cette maison. »</w:t>
+      </w:r>
+    </w:p>
+    <w:p>
+      <w:pPr>
+        <w:spacing w:before="120" w:after="120" w:line="300" w:lineRule="auto"/>
+        <w:ind w:left="360" w:right="360"/>
+        <w:jc w:val="both"/>
+      </w:pPr>
+      <w:r>
+        <w:rPr>
+          <w:i/>
+          <w:iCs/>
+          <w:color w:val="6D4C41"/>
+        </w:rPr>
+        <w:t xml:space="preserve">👗 Votre allure. Frac noir de diplomate, gilet gris perle à boutons d'argent, plastron blanc amidonné, fine chaîne de montre en or, gants beurre frais. L'élégance figée d'un homme du protocole — aujourd'hui un peu défaite : le nœud de cravate trahit l'agitation.</w:t>
       </w:r>
     </w:p>
     <w:p>

--- a/Releases/V4.0_Stable/Decoupe/13_Theodorette.docx
+++ b/Releases/V4.0_Stable/Decoupe/13_Theodorette.docx
@@ -119,21 +119,6 @@
           <w:color w:val="6D4C41"/>
         </w:rPr>
         <w:t>« Duc Théodorette de Parisette, diplomate. Mon épouse Amandinette et moi sommes très liés à cette maison. »</w:t>
-      </w:r>
-    </w:p>
-    <w:p>
-      <w:pPr>
-        <w:spacing w:before="120" w:after="120" w:line="300" w:lineRule="auto"/>
-        <w:ind w:left="360" w:right="360"/>
-        <w:jc w:val="both"/>
-      </w:pPr>
-      <w:r>
-        <w:rPr>
-          <w:i/>
-          <w:iCs/>
-          <w:color w:val="6D4C41"/>
-        </w:rPr>
-        <w:t xml:space="preserve">👗 Votre allure. Frac noir de diplomate, gilet gris perle à boutons d'argent, plastron blanc amidonné, fine chaîne de montre en or, gants beurre frais. L'élégance figée d'un homme du protocole — aujourd'hui un peu défaite : le nœud de cravate trahit l'agitation.</w:t>
       </w:r>
     </w:p>
     <w:p>

--- a/Releases/V4.0_Stable/Decoupe/13_Theodorette.docx
+++ b/Releases/V4.0_Stable/Decoupe/13_Theodorette.docx
@@ -423,6 +423,246 @@
       </w:r>
       <w:r>
         <w:t xml:space="preserve"> Vous prétendez être resté avec Amandinette à la salle de bain de 17h00 à 17h45. C’EST FAUX — elle n’y était plus quand vous avez frappé à 17h05. Vous l’avez cherchée au jardin entre 17h15 et 17h20. Vous n’avez rien trouvé. Vous mentez pour la protéger, par réflexe, sans savoir pourquoi elle s’est absentée.</w:t>
+      </w:r>
+    </w:p>
+    <w:p>
+      <w:pPr>
+        <w:spacing w:before="60" w:after="60" w:line="300" w:lineRule="auto"/>
+        <w:jc w:val="both"/>
+      </w:pPr>
+      <w:r>
+        <w:rPr>
+          <w:b/>
+          <w:bCs/>
+        </w:rPr>
+        <w:t xml:space="preserve">❧  POUR ENRICHIR VOS RÉPONSES — petit monde, opinions, voix intérieure  ❧</w:t>
+      </w:r>
+      <w:r>
+        <w:t xml:space="preserve"/>
+      </w:r>
+    </w:p>
+    <w:p>
+      <w:pPr>
+        <w:spacing w:before="60" w:after="60" w:line="300" w:lineRule="auto"/>
+        <w:jc w:val="both"/>
+      </w:pPr>
+      <w:r>
+        <w:rPr>
+          <w:b/>
+          <w:bCs/>
+        </w:rPr>
+        <w:t xml:space="preserve">(Guidelines pour les questions banales — ce sont des points de départ, adaptez à votre style.)</w:t>
+      </w:r>
+      <w:r>
+        <w:t xml:space="preserve"/>
+      </w:r>
+    </w:p>
+    <w:p>
+      <w:pPr>
+        <w:spacing w:before="60" w:after="60" w:line="300" w:lineRule="auto"/>
+        <w:jc w:val="both"/>
+      </w:pPr>
+      <w:r>
+        <w:rPr>
+          <w:b/>
+          <w:bCs/>
+        </w:rPr>
+        <w:t xml:space="preserve">Votre vie quotidienne : Diplomate de carrière — Quai d'Orsay, comité Europe centrale. Hôtel rue Saint-Dominique. Journée : ministère, club, dîner en ville.</w:t>
+      </w:r>
+      <w:r>
+        <w:t xml:space="preserve"/>
+      </w:r>
+    </w:p>
+    <w:p>
+      <w:pPr>
+        <w:spacing w:before="60" w:after="60" w:line="300" w:lineRule="auto"/>
+        <w:jc w:val="both"/>
+      </w:pPr>
+      <w:r>
+        <w:rPr>
+          <w:b/>
+          <w:bCs/>
+        </w:rPr>
+        <w:t xml:space="preserve">Vos goûts (à servir si la conversation est culture/loisirs) : Histoire (Tocqueville, Renan), chasse à courre, vins du Médoc.</w:t>
+      </w:r>
+      <w:r>
+        <w:t xml:space="preserve"/>
+      </w:r>
+    </w:p>
+    <w:p>
+      <w:pPr>
+        <w:spacing w:before="60" w:after="60" w:line="300" w:lineRule="auto"/>
+        <w:jc w:val="both"/>
+      </w:pPr>
+      <w:r>
+        <w:rPr>
+          <w:b/>
+          <w:bCs/>
+        </w:rPr>
+        <w:t xml:space="preserve">❧  OPINIONS COURTES sur d'autres convives (à servir si on en parle)  ❧</w:t>
+      </w:r>
+      <w:r>
+        <w:t xml:space="preserve"/>
+      </w:r>
+    </w:p>
+    <w:p>
+      <w:pPr>
+        <w:spacing w:before="60" w:after="60" w:line="300" w:lineRule="auto"/>
+        <w:jc w:val="both"/>
+      </w:pPr>
+      <w:r>
+        <w:rPr>
+          <w:b/>
+          <w:bCs/>
+        </w:rPr>
+        <w:t xml:space="preserve">• Sur Lady Amandinette (votre épouse) : « Mon épouse. N'osez pas insinuer. »</w:t>
+      </w:r>
+      <w:r>
+        <w:t xml:space="preserve"/>
+      </w:r>
+    </w:p>
+    <w:p>
+      <w:pPr>
+        <w:spacing w:before="60" w:after="60" w:line="300" w:lineRule="auto"/>
+        <w:jc w:val="both"/>
+      </w:pPr>
+      <w:r>
+        <w:rPr>
+          <w:b/>
+          <w:bCs/>
+        </w:rPr>
+        <w:t xml:space="preserve">• Sur Sir Tatoine : « Ami de comité. Distrait, mais fidèle. »</w:t>
+      </w:r>
+      <w:r>
+        <w:t xml:space="preserve"/>
+      </w:r>
+    </w:p>
+    <w:p>
+      <w:pPr>
+        <w:spacing w:before="60" w:after="60" w:line="300" w:lineRule="auto"/>
+        <w:jc w:val="both"/>
+      </w:pPr>
+      <w:r>
+        <w:rPr>
+          <w:b/>
+          <w:bCs/>
+        </w:rPr>
+        <w:t xml:space="preserve">• Sur Lady Léa : « Brillante, redoutable. On n'aimait pas la croiser sans préparation. »</w:t>
+      </w:r>
+      <w:r>
+        <w:t xml:space="preserve"/>
+      </w:r>
+    </w:p>
+    <w:p>
+      <w:pPr>
+        <w:spacing w:before="60" w:after="60" w:line="300" w:lineRule="auto"/>
+        <w:jc w:val="both"/>
+      </w:pPr>
+      <w:r>
+        <w:rPr>
+          <w:b/>
+          <w:bCs/>
+        </w:rPr>
+        <w:t xml:space="preserve">• Sur Lord Louis-Marc : « Médecin sobre. Nous jouons parfois au bridge. »</w:t>
+      </w:r>
+      <w:r>
+        <w:t xml:space="preserve"/>
+      </w:r>
+    </w:p>
+    <w:p>
+      <w:pPr>
+        <w:spacing w:before="60" w:after="60" w:line="300" w:lineRule="auto"/>
+        <w:jc w:val="both"/>
+      </w:pPr>
+      <w:r>
+        <w:rPr>
+          <w:b/>
+          <w:bCs/>
+        </w:rPr>
+        <w:t xml:space="preserve">❧  PHRASES TOUTES-PRÊTES (pour ne jamais être à court)  ❧</w:t>
+      </w:r>
+      <w:r>
+        <w:t xml:space="preserve"/>
+      </w:r>
+    </w:p>
+    <w:p>
+      <w:pPr>
+        <w:spacing w:before="60" w:after="60" w:line="300" w:lineRule="auto"/>
+        <w:jc w:val="both"/>
+      </w:pPr>
+      <w:r>
+        <w:rPr>
+          <w:b/>
+          <w:bCs/>
+        </w:rPr>
+        <w:t xml:space="preserve">— « La diplomatie, c'est l'art de faire attendre les colères. »</w:t>
+      </w:r>
+      <w:r>
+        <w:t xml:space="preserve"/>
+      </w:r>
+    </w:p>
+    <w:p>
+      <w:pPr>
+        <w:spacing w:before="60" w:after="60" w:line="300" w:lineRule="auto"/>
+        <w:jc w:val="both"/>
+      </w:pPr>
+      <w:r>
+        <w:rPr>
+          <w:b/>
+          <w:bCs/>
+        </w:rPr>
+        <w:t xml:space="preserve">— « Vienne, vous savez, est une ville étrange — n'insistons pas. »</w:t>
+      </w:r>
+      <w:r>
+        <w:t xml:space="preserve"/>
+      </w:r>
+    </w:p>
+    <w:p>
+      <w:pPr>
+        <w:spacing w:before="60" w:after="60" w:line="300" w:lineRule="auto"/>
+        <w:jc w:val="both"/>
+      </w:pPr>
+      <w:r>
+        <w:rPr>
+          <w:b/>
+          <w:bCs/>
+        </w:rPr>
+        <w:t xml:space="preserve">❧  VOTRE VOIX INTÉRIEURE (à ne PAS dire — mais à laisser influencer votre ton)  ❧</w:t>
+      </w:r>
+      <w:r>
+        <w:t xml:space="preserve"/>
+      </w:r>
+    </w:p>
+    <w:p>
+      <w:pPr>
+        <w:spacing w:before="60" w:after="60" w:line="300" w:lineRule="auto"/>
+        <w:jc w:val="both"/>
+      </w:pPr>
+      <w:r>
+        <w:rPr>
+          <w:b/>
+          <w:bCs/>
+        </w:rPr>
+        <w:t xml:space="preserve">• « Amandinette est tendue depuis ce matin. Je le vois bien. Que cache-t-elle ? »</w:t>
+      </w:r>
+      <w:r>
+        <w:t xml:space="preserve"/>
+      </w:r>
+    </w:p>
+    <w:p>
+      <w:pPr>
+        <w:spacing w:before="60" w:after="60" w:line="300" w:lineRule="auto"/>
+        <w:jc w:val="both"/>
+      </w:pPr>
+      <w:r>
+        <w:rPr>
+          <w:b/>
+          <w:bCs/>
+        </w:rPr>
+        <w:t xml:space="preserve">• « Léa savait pour Vienne. Dieu me pardonne d'y penser — sa mort me soulage à demi. »</w:t>
+      </w:r>
+      <w:r>
+        <w:t xml:space="preserve"/>
       </w:r>
     </w:p>
     <w:p>
